--- a/public/files/sportnaadam-cs2-bagiin-medvvleg.docx
+++ b/public/files/sportnaadam-cs2-bagiin-medvvleg.docx
@@ -2527,7 +2527,7 @@
           <w:sz w:val="18"/>
           <w:szCs w:val="18"/>
         </w:rPr>
-        <w:t xml:space="preserve">Лавлах: 9500-2222  ·  sales@lift.mn</w:t>
+        <w:t xml:space="preserve">Лавлах: 7723-2222  ·  sales@lift.mn</w:t>
       </w:r>
     </w:p>
     <w:sectPr>
